--- a/Cover_Letters/Shinoy_WERVR_Test_Automatiseerder_Cover_Letter.docx
+++ b/Cover_Letters/Shinoy_WERVR_Test_Automatiseerder_Cover_Letter.docx
@@ -35,12 +35,7 @@
     </w:p>
     <w:p>
       <w:r>
-        <w:t>Your opening at WERVR for the Belastingdienst caught my interest because it directly aligns with my hands-on background in Playwright, TypeScript, and CI/CD pipelines using Git and GitHub Actions. In my recent roles, I have migrated and maintained robust automation frameworks for complex financial workflows, ensuring high system reliability and smooth regression testing.</w:t>
-      </w:r>
-    </w:p>
-    <w:p>
-      <w:r>
-        <w:t>I am also comfortable diving into process analysis, working with business data requirements, and supporting team goals where needed. I would welcome the chance to bring my automation skills to your program.</w:t>
+        <w:t>In my recent role at Tata Consultancy Services, I migrated automation frameworks to Playwright and TypeScript, which directly improved execution efficiency for complex financial systems. I also have strong experience working with Git, CI/CD pipelines, and functional testing. Given my background in banking and regulatory environments, I am well-prepared to support the complex tasks at the Belastingdienst through WERVR.</w:t>
       </w:r>
     </w:p>
     <w:p>
